--- a/00-首页/题组Word/第一轮·竞赛教材版/第一轮原理-1-化学计量与气体-学生版.docx
+++ b/00-首页/题组Word/第一轮·竞赛教材版/第一轮原理-1-化学计量与气体-学生版.docx
@@ -9010,53 +9010,6 @@
           <w:rFonts w:hint="eastAsia" w:ascii="Times New Roman" w:hAnsi="Times New Roman" w:eastAsia="Times New Roman" w:cs="Times New Roman"/>
         </w:rPr>
         <w:t xml:space="preserve">180g/mol）。</w:t>
-      </w:r>
-    </w:p>
-    <w:p>
-      <w:pPr>
-        <w:pStyle w:val="BodyText"/>
-      </w:pPr>
-      <w:r>
-        <w:rPr>
-          <w:rFonts w:ascii="Times New Roman" w:hAnsi="Times New Roman" w:eastAsia="Times New Roman" w:cs="Times New Roman"/>
-        </w:rPr>
-        <w:t xml:space="preserve">used_in:</w:t>
-      </w:r>
-      <w:r>
-        <w:rPr>
-          <w:rFonts w:ascii="Times New Roman" w:hAnsi="Times New Roman" w:eastAsia="Times New Roman" w:cs="Times New Roman"/>
-        </w:rPr>
-        <w:t xml:space="preserve"> </w:t>
-      </w:r>
-      <w:r>
-        <w:rPr>
-          <w:rFonts w:hint="eastAsia" w:ascii="Times New Roman" w:hAnsi="Times New Roman" w:eastAsia="Times New Roman" w:cs="Times New Roman"/>
-        </w:rPr>
-        <w:t>“</w:t>
-      </w:r>
-      <w:r>
-        <w:rPr>
-          <w:rFonts w:hint="eastAsia" w:ascii="Times New Roman" w:hAnsi="Times New Roman" w:eastAsia="FangSong" w:cs="Times New Roman"/>
-        </w:rPr>
-        <w:t>第二轮习题集</w:t>
-      </w:r>
-      <w:r>
-        <w:rPr>
-          <w:rFonts w:hint="eastAsia" w:ascii="Times New Roman" w:hAnsi="Times New Roman" w:eastAsia="Times New Roman" w:cs="Times New Roman"/>
-        </w:rPr>
-        <w:t>-</w:t>
-      </w:r>
-      <w:r>
-        <w:rPr>
-          <w:rFonts w:hint="eastAsia" w:ascii="Times New Roman" w:hAnsi="Times New Roman" w:eastAsia="FangSong" w:cs="Times New Roman"/>
-        </w:rPr>
-        <w:t>元素与分析一</w:t>
-      </w:r>
-      <w:r>
-        <w:rPr>
-          <w:rFonts w:hint="eastAsia" w:ascii="Times New Roman" w:hAnsi="Times New Roman" w:eastAsia="Times New Roman" w:cs="Times New Roman"/>
-        </w:rPr>
-        <w:t>”</w:t>
       </w:r>
       <w:r>
         <w:rPr>

--- a/00-首页/题组Word/第一轮·竞赛教材版/第一轮原理-1-化学计量与气体-学生版.docx
+++ b/00-首页/题组Word/第一轮·竞赛教材版/第一轮原理-1-化学计量与气体-学生版.docx
@@ -7863,24 +7863,6 @@
       </w:pPr>
       <w:r>
         <w:rPr>
-          <w:rFonts w:hint="eastAsia" w:ascii="Times New Roman" w:hAnsi="Times New Roman" w:eastAsia="Times New Roman" w:cs="Times New Roman"/>
-        </w:rPr>
-        <w:t>【</w:t>
-      </w:r>
-      <w:r>
-        <w:rPr>
-          <w:rFonts w:hint="eastAsia" w:ascii="Times New Roman" w:hAnsi="Times New Roman" w:eastAsia="FangSong" w:cs="Times New Roman"/>
-        </w:rPr>
-        <w:t>例</w:t>
-      </w:r>
-      <w:r>
-        <w:rPr>
-          <w:rFonts w:ascii="Times New Roman" w:hAnsi="Times New Roman" w:eastAsia="Times New Roman" w:cs="Times New Roman"/>
-        </w:rPr>
-        <w:t xml:space="preserve"> 3】 </w:t>
-      </w:r>
-      <w:r>
-        <w:rPr>
           <w:rFonts w:hint="eastAsia" w:ascii="Times New Roman" w:hAnsi="Times New Roman" w:eastAsia="FangSong" w:cs="Times New Roman"/>
         </w:rPr>
         <w:t xml:space="preserve">在</w:t>
@@ -8127,24 +8109,6 @@
       </w:pPr>
       <w:r>
         <w:rPr>
-          <w:rFonts w:hint="eastAsia" w:ascii="Times New Roman" w:hAnsi="Times New Roman" w:eastAsia="Times New Roman" w:cs="Times New Roman"/>
-        </w:rPr>
-        <w:t>【</w:t>
-      </w:r>
-      <w:r>
-        <w:rPr>
-          <w:rFonts w:hint="eastAsia" w:ascii="Times New Roman" w:hAnsi="Times New Roman" w:eastAsia="FangSong" w:cs="Times New Roman"/>
-        </w:rPr>
-        <w:t>例</w:t>
-      </w:r>
-      <w:r>
-        <w:rPr>
-          <w:rFonts w:ascii="Times New Roman" w:hAnsi="Times New Roman" w:eastAsia="Times New Roman" w:cs="Times New Roman"/>
-        </w:rPr>
-        <w:t xml:space="preserve"> 4】 </w:t>
-      </w:r>
-      <w:r>
-        <w:rPr>
           <w:rFonts w:hint="eastAsia" w:ascii="Times New Roman" w:hAnsi="Times New Roman" w:eastAsia="FangSong" w:cs="Times New Roman"/>
         </w:rPr>
         <w:t>相对湿度的定义为</w:t>
@@ -8421,33 +8385,9 @@
       </w:pPr>
       <w:r>
         <w:rPr>
-          <w:rFonts w:hint="eastAsia" w:ascii="Times New Roman" w:hAnsi="Times New Roman" w:eastAsia="Times New Roman" w:cs="Times New Roman"/>
-        </w:rPr>
-        <w:t>【</w:t>
-      </w:r>
-      <w:r>
-        <w:rPr>
-          <w:rFonts w:hint="eastAsia" w:ascii="Times New Roman" w:hAnsi="Times New Roman" w:eastAsia="FangSong" w:cs="Times New Roman"/>
-        </w:rPr>
-        <w:t>例</w:t>
-      </w:r>
-      <w:r>
-        <w:rPr>
-          <w:rFonts w:ascii="Times New Roman" w:hAnsi="Times New Roman" w:eastAsia="Times New Roman" w:cs="Times New Roman"/>
-        </w:rPr>
-        <w:t xml:space="preserve"> </w:t>
-      </w:r>
-      <w:r>
-        <w:rPr>
-          <w:rFonts w:hint="eastAsia" w:ascii="Times New Roman" w:hAnsi="Times New Roman" w:eastAsia="Times New Roman" w:cs="Times New Roman"/>
-        </w:rPr>
-        <w:t>5】</w:t>
-      </w:r>
-      <w:r>
-        <w:rPr>
-          <w:rFonts w:hint="eastAsia" w:ascii="Times New Roman" w:hAnsi="Times New Roman" w:eastAsia="FangSong" w:cs="Times New Roman"/>
-        </w:rPr>
-        <w:t>将</w:t>
+          <w:rFonts w:hint="eastAsia" w:ascii="Times New Roman" w:hAnsi="Times New Roman" w:eastAsia="FangSong" w:cs="Times New Roman"/>
+        </w:rPr>
+        <w:t xml:space="preserve">将</w:t>
       </w:r>
       <w:r>
         <w:rPr>
@@ -8598,33 +8538,9 @@
       </w:pPr>
       <w:r>
         <w:rPr>
-          <w:rFonts w:hint="eastAsia" w:ascii="Times New Roman" w:hAnsi="Times New Roman" w:eastAsia="Times New Roman" w:cs="Times New Roman"/>
-        </w:rPr>
-        <w:t>【</w:t>
-      </w:r>
-      <w:r>
-        <w:rPr>
-          <w:rFonts w:hint="eastAsia" w:ascii="Times New Roman" w:hAnsi="Times New Roman" w:eastAsia="FangSong" w:cs="Times New Roman"/>
-        </w:rPr>
-        <w:t>例</w:t>
-      </w:r>
-      <w:r>
-        <w:rPr>
-          <w:rFonts w:ascii="Times New Roman" w:hAnsi="Times New Roman" w:eastAsia="Times New Roman" w:cs="Times New Roman"/>
-        </w:rPr>
-        <w:t xml:space="preserve"> </w:t>
-      </w:r>
-      <w:r>
-        <w:rPr>
-          <w:rFonts w:hint="eastAsia" w:ascii="Times New Roman" w:hAnsi="Times New Roman" w:eastAsia="Times New Roman" w:cs="Times New Roman"/>
-        </w:rPr>
-        <w:t>7】</w:t>
-      </w:r>
-      <w:r>
-        <w:rPr>
-          <w:rFonts w:hint="eastAsia" w:ascii="Times New Roman" w:hAnsi="Times New Roman" w:eastAsia="FangSong" w:cs="Times New Roman"/>
-        </w:rPr>
-        <w:t>为了防止汽车水箱中的水在</w:t>
+          <w:rFonts w:hint="eastAsia" w:ascii="Times New Roman" w:hAnsi="Times New Roman" w:eastAsia="FangSong" w:cs="Times New Roman"/>
+        </w:rPr>
+        <w:t xml:space="preserve">为了防止汽车水箱中的水在</w:t>
       </w:r>
       <w:r>
         <w:rPr>
@@ -8867,33 +8783,9 @@
       </w:pPr>
       <w:r>
         <w:rPr>
-          <w:rFonts w:hint="eastAsia" w:ascii="Times New Roman" w:hAnsi="Times New Roman" w:eastAsia="Times New Roman" w:cs="Times New Roman"/>
-        </w:rPr>
-        <w:t>【</w:t>
-      </w:r>
-      <w:r>
-        <w:rPr>
-          <w:rFonts w:hint="eastAsia" w:ascii="Times New Roman" w:hAnsi="Times New Roman" w:eastAsia="FangSong" w:cs="Times New Roman"/>
-        </w:rPr>
-        <w:t>例</w:t>
-      </w:r>
-      <w:r>
-        <w:rPr>
-          <w:rFonts w:ascii="Times New Roman" w:hAnsi="Times New Roman" w:eastAsia="Times New Roman" w:cs="Times New Roman"/>
-        </w:rPr>
-        <w:t xml:space="preserve"> </w:t>
-      </w:r>
-      <w:r>
-        <w:rPr>
-          <w:rFonts w:hint="eastAsia" w:ascii="Times New Roman" w:hAnsi="Times New Roman" w:eastAsia="Times New Roman" w:cs="Times New Roman"/>
-        </w:rPr>
-        <w:t>8】</w:t>
-      </w:r>
-      <w:r>
-        <w:rPr>
-          <w:rFonts w:hint="eastAsia" w:ascii="Times New Roman" w:hAnsi="Times New Roman" w:eastAsia="FangSong" w:cs="Times New Roman"/>
-        </w:rPr>
-        <w:t>人体血的渗透压为</w:t>
+          <w:rFonts w:hint="eastAsia" w:ascii="Times New Roman" w:hAnsi="Times New Roman" w:eastAsia="FangSong" w:cs="Times New Roman"/>
+        </w:rPr>
+        <w:t xml:space="preserve">人体血的渗透压为</w:t>
       </w:r>
       <w:r>
         <w:rPr>

--- a/00-首页/题组Word/第一轮·竞赛教材版/第一轮原理-1-化学计量与气体-学生版.docx
+++ b/00-首页/题组Word/第一轮·竞赛教材版/第一轮原理-1-化学计量与气体-学生版.docx
@@ -2,7 +2,7 @@
 <file path=word/document.xml><?xml version="1.0" encoding="utf-8"?>
 <w:document xmlns:w="http://schemas.openxmlformats.org/wordprocessingml/2006/main" xmlns:m="http://schemas.openxmlformats.org/officeDocument/2006/math" xmlns:r="http://schemas.openxmlformats.org/officeDocument/2006/relationships" xmlns:o="urn:schemas-microsoft-com:office:office" xmlns:v="urn:schemas-microsoft-com:vml" xmlns:w10="urn:schemas-microsoft-com:office:word" xmlns:a="http://schemas.openxmlformats.org/drawingml/2006/main" xmlns:pic="http://schemas.openxmlformats.org/drawingml/2006/picture" xmlns:wp="http://schemas.openxmlformats.org/drawingml/2006/wordprocessingDrawing">
   <w:body>
-    <w:bookmarkStart w:id="49" w:name="第一轮化学原理-化学计量与气体练习"/>
+    <w:bookmarkStart w:id="50" w:name="第一轮化学原理-化学计量与气体练习"/>
     <w:p>
       <w:pPr>
         <w:pStyle w:val="Heading1"/>
@@ -50,7 +50,7 @@
         </w:pict>
       </w:r>
     </w:p>
-    <w:bookmarkStart w:id="48" w:name="题目"/>
+    <w:bookmarkStart w:id="49" w:name="题目"/>
     <w:p>
       <w:pPr>
         <w:pStyle w:val="Heading2"/>
@@ -8903,37 +8903,37 @@
         </w:rPr>
         <w:t xml:space="preserve">180g/mol）。</w:t>
       </w:r>
-      <w:r>
-        <w:rPr>
-          <w:rFonts w:ascii="Times New Roman" w:hAnsi="Times New Roman" w:eastAsia="Times New Roman" w:cs="Times New Roman"/>
-        </w:rPr>
-        <w:t xml:space="preserve"> </w:t>
-      </w:r>
-      <w:r>
-        <w:rPr>
-          <w:rFonts w:ascii="Times New Roman" w:hAnsi="Times New Roman" w:eastAsia="Times New Roman" w:cs="Times New Roman"/>
-          <w:b/>
-          <w:bCs/>
-          <w:i/>
-          <w:iCs/>
-        </w:rPr>
-        <w:t xml:space="preserve"> </w:t>
-      </w:r>
-      <w:r>
-        <w:rPr>
-          <w:rFonts w:ascii="Times New Roman" w:hAnsi="Times New Roman" w:eastAsia="Times New Roman" w:cs="Times New Roman"/>
-        </w:rPr>
-        <w:t xml:space="preserve"> </w:t>
-      </w:r>
-      <w:r>
-        <w:rPr>
-          <w:rFonts w:ascii="Times New Roman" w:hAnsi="Times New Roman" w:eastAsia="Times New Roman" w:cs="Times New Roman"/>
-        </w:rPr>
-        <w:t xml:space="preserve">### </w:t>
-      </w:r>
-      <w:r>
-        <w:rPr>
-          <w:rFonts w:hint="eastAsia" w:ascii="Times New Roman" w:hAnsi="Times New Roman" w:eastAsia="FangSong" w:cs="Times New Roman"/>
+    </w:p>
+    <w:p>
+      <w:pPr>
+        <w:spacing w:before="160" w:after="80"/>
+      </w:pPr>
+      <w:r>
+        <w:pict>
+          <v:rect style="width:0;height:1.5pt" o:hralign="center" o:hrstd="t" o:hr="t"/>
+        </w:pict>
+      </w:r>
+    </w:p>
+    <w:p>
+      <w:pPr>
+        <w:spacing w:before="160" w:after="80"/>
+      </w:pPr>
+      <w:r>
+        <w:pict>
+          <v:rect style="width:0;height:1.5pt" o:hralign="center" o:hrstd="t" o:hr="t"/>
+        </w:pict>
+      </w:r>
+    </w:p>
+    <w:bookmarkEnd w:id="22"/>
+    <w:bookmarkStart w:id="23" w:name="第12题"/>
+    <w:p>
+      <w:pPr>
+        <w:pStyle w:val="Heading3"/>
+        <w:spacing w:before="280" w:after="120"/>
+      </w:pPr>
+      <w:r>
+        <w:rPr>
+          <w:rFonts w:hint="eastAsia" w:ascii="Times New Roman" w:hAnsi="Times New Roman" w:eastAsia="SimHei" w:cs="Times New Roman"/>
         </w:rPr>
         <w:t>第</w:t>
       </w:r>
@@ -8945,7 +8945,7 @@
       </w:r>
       <w:r>
         <w:rPr>
-          <w:rFonts w:hint="eastAsia" w:ascii="Times New Roman" w:hAnsi="Times New Roman" w:eastAsia="FangSong" w:cs="Times New Roman"/>
+          <w:rFonts w:hint="eastAsia" w:ascii="Times New Roman" w:hAnsi="Times New Roman" w:eastAsia="SimHei" w:cs="Times New Roman"/>
         </w:rPr>
         <w:t>题</w:t>
       </w:r>
@@ -9146,8 +9146,8 @@
         </w:pict>
       </w:r>
     </w:p>
-    <w:bookmarkEnd w:id="22"/>
-    <w:bookmarkStart w:id="23" w:name="第13题"/>
+    <w:bookmarkEnd w:id="23"/>
+    <w:bookmarkStart w:id="24" w:name="第13题"/>
     <w:p>
       <w:pPr>
         <w:pStyle w:val="Heading3"/>
@@ -9531,8 +9531,8 @@
         </w:pict>
       </w:r>
     </w:p>
-    <w:bookmarkEnd w:id="23"/>
-    <w:bookmarkStart w:id="24" w:name="第14题"/>
+    <w:bookmarkEnd w:id="24"/>
+    <w:bookmarkStart w:id="25" w:name="第14题"/>
     <w:p>
       <w:pPr>
         <w:pStyle w:val="Heading3"/>
@@ -10078,8 +10078,8 @@
         </w:pict>
       </w:r>
     </w:p>
-    <w:bookmarkEnd w:id="24"/>
-    <w:bookmarkStart w:id="25" w:name="第15题"/>
+    <w:bookmarkEnd w:id="25"/>
+    <w:bookmarkStart w:id="26" w:name="第15题"/>
     <w:p>
       <w:pPr>
         <w:pStyle w:val="Heading3"/>
@@ -10623,8 +10623,8 @@
         </w:pict>
       </w:r>
     </w:p>
-    <w:bookmarkEnd w:id="25"/>
-    <w:bookmarkStart w:id="26" w:name="第16题"/>
+    <w:bookmarkEnd w:id="26"/>
+    <w:bookmarkStart w:id="27" w:name="第16题"/>
     <w:p>
       <w:pPr>
         <w:pStyle w:val="Heading3"/>
@@ -10864,8 +10864,8 @@
         </w:pict>
       </w:r>
     </w:p>
-    <w:bookmarkEnd w:id="26"/>
-    <w:bookmarkStart w:id="27" w:name="第17题"/>
+    <w:bookmarkEnd w:id="27"/>
+    <w:bookmarkStart w:id="28" w:name="第17题"/>
     <w:p>
       <w:pPr>
         <w:pStyle w:val="Heading3"/>
@@ -11120,8 +11120,8 @@
         </w:pict>
       </w:r>
     </w:p>
-    <w:bookmarkEnd w:id="27"/>
-    <w:bookmarkStart w:id="28" w:name="第18题"/>
+    <w:bookmarkEnd w:id="28"/>
+    <w:bookmarkStart w:id="29" w:name="第18题"/>
     <w:p>
       <w:pPr>
         <w:pStyle w:val="Heading3"/>
@@ -13497,8 +13497,8 @@
         </w:pict>
       </w:r>
     </w:p>
-    <w:bookmarkEnd w:id="28"/>
-    <w:bookmarkStart w:id="29" w:name="第19题"/>
+    <w:bookmarkEnd w:id="29"/>
+    <w:bookmarkStart w:id="30" w:name="第19题"/>
     <w:p>
       <w:pPr>
         <w:pStyle w:val="Heading3"/>
@@ -14635,8 +14635,8 @@
         </w:pict>
       </w:r>
     </w:p>
-    <w:bookmarkEnd w:id="29"/>
-    <w:bookmarkStart w:id="42" w:name="第20题"/>
+    <w:bookmarkEnd w:id="30"/>
+    <w:bookmarkStart w:id="43" w:name="第20题"/>
     <w:p>
       <w:pPr>
         <w:pStyle w:val="Heading3"/>
@@ -14995,18 +14995,18 @@
           <wp:inline>
             <wp:extent cx="3048000" cy="1778000"/>
             <wp:effectExtent b="0" l="0" r="0" t="0"/>
-            <wp:docPr descr="" title="" id="31" name="Picture"/>
+            <wp:docPr descr="" title="" id="32" name="Picture"/>
             <a:graphic>
               <a:graphicData uri="http://schemas.openxmlformats.org/drawingml/2006/picture">
                 <pic:pic>
                   <pic:nvPicPr>
-                    <pic:cNvPr descr="21343dea863926f8c0bc316c154d819dce384cf62d38752b4b0832361b3e7870.jpg" id="32" name="Picture"/>
+                    <pic:cNvPr descr="21343dea863926f8c0bc316c154d819dce384cf62d38752b4b0832361b3e7870.jpg" id="33" name="Picture"/>
                     <pic:cNvPicPr>
                       <a:picLocks noChangeArrowheads="1" noChangeAspect="1"/>
                     </pic:cNvPicPr>
                   </pic:nvPicPr>
                   <pic:blipFill>
-                    <a:blip r:embed="rId30"/>
+                    <a:blip r:embed="rId31"/>
                     <a:stretch>
                       <a:fillRect/>
                     </a:stretch>
@@ -15059,18 +15059,18 @@
           <wp:inline>
             <wp:extent cx="3600000" cy="1258163"/>
             <wp:effectExtent b="0" l="0" r="0" t="0"/>
-            <wp:docPr descr="" title="" id="34" name="Picture"/>
+            <wp:docPr descr="" title="" id="35" name="Picture"/>
             <a:graphic>
               <a:graphicData uri="http://schemas.openxmlformats.org/drawingml/2006/picture">
                 <pic:pic>
                   <pic:nvPicPr>
-                    <pic:cNvPr descr="c9c5ee22a62be472937a385f5d43eb637335095268d844affdd80e0987ed2a1a.jpg" id="35" name="Picture"/>
+                    <pic:cNvPr descr="c9c5ee22a62be472937a385f5d43eb637335095268d844affdd80e0987ed2a1a.jpg" id="36" name="Picture"/>
                     <pic:cNvPicPr>
                       <a:picLocks noChangeArrowheads="1" noChangeAspect="1"/>
                     </pic:cNvPicPr>
                   </pic:nvPicPr>
                   <pic:blipFill>
-                    <a:blip r:embed="rId33"/>
+                    <a:blip r:embed="rId34"/>
                     <a:stretch>
                       <a:fillRect/>
                     </a:stretch>
@@ -15123,18 +15123,18 @@
           <wp:inline>
             <wp:extent cx="3187700" cy="1143000"/>
             <wp:effectExtent b="0" l="0" r="0" t="0"/>
-            <wp:docPr descr="" title="" id="37" name="Picture"/>
+            <wp:docPr descr="" title="" id="38" name="Picture"/>
             <a:graphic>
               <a:graphicData uri="http://schemas.openxmlformats.org/drawingml/2006/picture">
                 <pic:pic>
                   <pic:nvPicPr>
-                    <pic:cNvPr descr="57cb92e87d4600a794b6d2c6750793a75001cf02eb0bcaeb6d6b74500b3780b8.jpg" id="38" name="Picture"/>
+                    <pic:cNvPr descr="57cb92e87d4600a794b6d2c6750793a75001cf02eb0bcaeb6d6b74500b3780b8.jpg" id="39" name="Picture"/>
                     <pic:cNvPicPr>
                       <a:picLocks noChangeArrowheads="1" noChangeAspect="1"/>
                     </pic:cNvPicPr>
                   </pic:nvPicPr>
                   <pic:blipFill>
-                    <a:blip r:embed="rId36"/>
+                    <a:blip r:embed="rId37"/>
                     <a:stretch>
                       <a:fillRect/>
                     </a:stretch>
@@ -15187,18 +15187,18 @@
           <wp:inline>
             <wp:extent cx="3600000" cy="1571967"/>
             <wp:effectExtent b="0" l="0" r="0" t="0"/>
-            <wp:docPr descr="" title="" id="40" name="Picture"/>
+            <wp:docPr descr="" title="" id="41" name="Picture"/>
             <a:graphic>
               <a:graphicData uri="http://schemas.openxmlformats.org/drawingml/2006/picture">
                 <pic:pic>
                   <pic:nvPicPr>
-                    <pic:cNvPr descr="d90a3c322e3e9d7b2c6f87f30febd3e9cb0bfd71420c424c9478c1101b08e454.jpg" id="41" name="Picture"/>
+                    <pic:cNvPr descr="d90a3c322e3e9d7b2c6f87f30febd3e9cb0bfd71420c424c9478c1101b08e454.jpg" id="42" name="Picture"/>
                     <pic:cNvPicPr>
                       <a:picLocks noChangeArrowheads="1" noChangeAspect="1"/>
                     </pic:cNvPicPr>
                   </pic:nvPicPr>
                   <pic:blipFill>
-                    <a:blip r:embed="rId39"/>
+                    <a:blip r:embed="rId40"/>
                     <a:stretch>
                       <a:fillRect/>
                     </a:stretch>
@@ -15433,8 +15433,8 @@
         </w:pict>
       </w:r>
     </w:p>
-    <w:bookmarkEnd w:id="42"/>
-    <w:bookmarkStart w:id="43" w:name="第21题"/>
+    <w:bookmarkEnd w:id="43"/>
+    <w:bookmarkStart w:id="44" w:name="第21题"/>
     <w:p>
       <w:pPr>
         <w:pStyle w:val="Heading3"/>
@@ -16479,8 +16479,8 @@
         </w:pict>
       </w:r>
     </w:p>
-    <w:bookmarkEnd w:id="43"/>
-    <w:bookmarkStart w:id="44" w:name="第22题"/>
+    <w:bookmarkEnd w:id="44"/>
+    <w:bookmarkStart w:id="45" w:name="第22题"/>
     <w:p>
       <w:pPr>
         <w:pStyle w:val="Heading3"/>
@@ -17142,8 +17142,8 @@
         </w:pict>
       </w:r>
     </w:p>
-    <w:bookmarkEnd w:id="44"/>
-    <w:bookmarkStart w:id="45" w:name="第23题"/>
+    <w:bookmarkEnd w:id="45"/>
+    <w:bookmarkStart w:id="46" w:name="第23题"/>
     <w:p>
       <w:pPr>
         <w:pStyle w:val="Heading3"/>
@@ -17743,8 +17743,8 @@
         </w:pict>
       </w:r>
     </w:p>
-    <w:bookmarkEnd w:id="45"/>
-    <w:bookmarkStart w:id="46" w:name="第24题"/>
+    <w:bookmarkEnd w:id="46"/>
+    <w:bookmarkStart w:id="47" w:name="第24题"/>
     <w:p>
       <w:pPr>
         <w:pStyle w:val="Heading3"/>
@@ -18431,8 +18431,8 @@
         </w:pict>
       </w:r>
     </w:p>
-    <w:bookmarkEnd w:id="46"/>
-    <w:bookmarkStart w:id="47" w:name="第25题"/>
+    <w:bookmarkEnd w:id="47"/>
+    <w:bookmarkStart w:id="48" w:name="第25题"/>
     <w:p>
       <w:pPr>
         <w:pStyle w:val="Heading3"/>
@@ -19383,9 +19383,9 @@
         </w:pict>
       </w:r>
     </w:p>
-    <w:bookmarkEnd w:id="47"/>
     <w:bookmarkEnd w:id="48"/>
     <w:bookmarkEnd w:id="49"/>
+    <w:bookmarkEnd w:id="50"/>
     <w:sectPr>
       <w:footerReference w:type="default" r:id="rId9"/>
       <w:footnotePr>
